--- a/SUIXING_PRD.docx
+++ b/SUIXING_PRD.docx
@@ -72,7 +72,7 @@
           <w:color w:val="505050"/>
           <w:sz w:val="22"/>
         </w:rPr>
-        <w:t>作者: 冯岩</w:t>
+        <w:t>作者: Canaan</w:t>
       </w:r>
     </w:p>
     <w:p>
